--- a/arb/docx/33.content.docx
+++ b/arb/docx/33.content.docx
@@ -307,23 +307,7 @@
           <w:cs/>
           <w:lang w:val="ar_AE" w:bidi="ar_AE"/>
         </w:rPr>
-        <w:t xml:space="preserve">ميخا هو على الأرجح شكل مختصر من الاسم ميخايا، الذي يعني "من مثل الرب؟" • مورشة هي مدينة محصنة تقع على مسافة قصيرة جنوب شرق جت في التلال المنخفضة في جنوب غرب يهوذا. • يوثام وآحاز وحزقيّا (انظر </w:t>
-      </w:r>
-      <w:r>
-        <w:rPr>
-          <w:rtl/>
-          <w:cs/>
-          <w:lang w:val="ar_AE" w:bidi="ar_AE"/>
-        </w:rPr>
-        <w:t>مقدمة سفر ميخا</w:t>
-      </w:r>
-      <w:r>
-        <w:rPr>
-          <w:rtl/>
-          <w:cs/>
-          <w:lang w:val="ar_AE" w:bidi="ar_AE"/>
-        </w:rPr>
-        <w:t>، "الإعداد"): امتد حُكم هؤلاء الملوك الثلاثة لحوالي 65 عامًا إجمالًا (حوالي 750–686 قبل الميلاد). • جاءت رسالة الله إلى ميخا في رؤى. • السّامرة وأورشليم كانتا عاصمتي إسرائيل الشمالية ويهوذا. في بعض الأحيان تشير أسماء هذه المدن إلى بلدانهم بأكملها.</w:t>
+        <w:t>ميخا هو على الأرجح شكل مختصر من الاسم ميخايا، الذي يعني "من مثل الرب؟" • مورشة هي مدينة محصنة تقع على مسافة قصيرة جنوب شرق جت في التلال المنخفضة في جنوب غرب يهوذا. • يوثام وآحاز وحزقيّا (انظر مقدمة سفر ميخا، "الإعداد"): امتد حُكم هؤلاء الملوك الثلاثة لحوالي 65 عامًا إجمالًا (حوالي 750–686 قبل الميلاد). • جاءت رسالة الله إلى ميخا في رؤى. • السّامرة وأورشليم كانتا عاصمتي إسرائيل الشمالية ويهوذا. في بعض الأحيان تشير أسماء هذه المدن إلى بلدانهم بأكملها.</w:t>
       </w:r>
       <w:r>
         <w:rPr>
